--- a/testkit/parity/pdfium/01_whitepaper_market.docx
+++ b/testkit/parity/pdfium/01_whitepaper_market.docx
@@ -1980,160 +1980,7 @@
           <w:color w:val="1F2937"/>
           <w:sz w:val="21"/>
         </w:rPr>
-        <w:t xml:space="preserve">objectives. </w:t>
-      </w:r>
-    </w:p>
-    <w:p>
-      <w:pPr>
-        <w:spacing w:before="0" w:after="0" w:lineRule="exact" w:line="244"/>
-        <w:ind w:left="1400"/>
-        <w:jc w:val="left"/>
-      </w:pPr>
-      <w:r>
-        <w:rPr>
-          <w:rFonts w:ascii="Arial" w:hAnsi="Arial" w:cs="Arial" w:eastAsia="Arial"/>
-          <w:b w:val="0"/>
-          <w:i w:val="0"/>
-          <w:color w:val="1F2937"/>
-          <w:sz w:val="21"/>
-        </w:rPr>
-        <w:t xml:space="preserve">A </w:t>
-      </w:r>
-    </w:p>
-    <w:p>
-      <w:pPr>
-        <w:spacing w:before="0" w:after="0" w:lineRule="exact" w:line="244"/>
-        <w:ind w:left="1962"/>
-        <w:jc w:val="left"/>
-      </w:pPr>
-      <w:r>
-        <w:rPr>
-          <w:rFonts w:ascii="Arial" w:hAnsi="Arial" w:cs="Arial" w:eastAsia="Arial"/>
-          <w:b w:val="0"/>
-          <w:i w:val="0"/>
-          <w:color w:val="1F2937"/>
-          <w:sz w:val="21"/>
-        </w:rPr>
-        <w:t xml:space="preserve">worked </w:t>
-      </w:r>
-    </w:p>
-    <w:p>
-      <w:pPr>
-        <w:spacing w:before="0" w:after="0" w:lineRule="exact" w:line="244"/>
-        <w:ind w:left="3068"/>
-        <w:jc w:val="left"/>
-      </w:pPr>
-      <w:r>
-        <w:rPr>
-          <w:rFonts w:ascii="Arial" w:hAnsi="Arial" w:cs="Arial" w:eastAsia="Arial"/>
-          <w:b w:val="0"/>
-          <w:i w:val="0"/>
-          <w:color w:val="1F2937"/>
-          <w:sz w:val="21"/>
-        </w:rPr>
-        <w:t xml:space="preserve">example </w:t>
-      </w:r>
-    </w:p>
-    <w:p>
-      <w:pPr>
-        <w:spacing w:before="0" w:after="0" w:lineRule="exact" w:line="244"/>
-        <w:ind w:left="4276"/>
-        <w:jc w:val="left"/>
-      </w:pPr>
-      <w:r>
-        <w:rPr>
-          <w:rFonts w:ascii="Arial" w:hAnsi="Arial" w:cs="Arial" w:eastAsia="Arial"/>
-          <w:b w:val="0"/>
-          <w:i w:val="0"/>
-          <w:color w:val="1F2937"/>
-          <w:sz w:val="21"/>
-        </w:rPr>
-        <w:t xml:space="preserve">with </w:t>
-      </w:r>
-    </w:p>
-    <w:p>
-      <w:pPr>
-        <w:spacing w:before="0" w:after="0" w:lineRule="exact" w:line="244"/>
-        <w:ind w:left="5078"/>
-        <w:jc w:val="left"/>
-      </w:pPr>
-      <w:r>
-        <w:rPr>
-          <w:rFonts w:ascii="Arial" w:hAnsi="Arial" w:cs="Arial" w:eastAsia="Arial"/>
-          <w:b w:val="0"/>
-          <w:i w:val="0"/>
-          <w:color w:val="1F2937"/>
-          <w:sz w:val="21"/>
-        </w:rPr>
-        <w:t xml:space="preserve">editable </w:t>
-      </w:r>
-    </w:p>
-    <w:p>
-      <w:pPr>
-        <w:spacing w:before="0" w:after="0" w:lineRule="exact" w:line="244"/>
-        <w:ind w:left="6236"/>
-        <w:jc w:val="left"/>
-      </w:pPr>
-      <w:r>
-        <w:rPr>
-          <w:rFonts w:ascii="Arial" w:hAnsi="Arial" w:cs="Arial" w:eastAsia="Arial"/>
-          <w:b w:val="0"/>
-          <w:i w:val="0"/>
-          <w:color w:val="1F2937"/>
-          <w:sz w:val="21"/>
-        </w:rPr>
-        <w:t xml:space="preserve">assumptions </w:t>
-      </w:r>
-    </w:p>
-    <w:p>
-      <w:pPr>
-        <w:spacing w:before="0" w:after="0" w:lineRule="exact" w:line="244"/>
-        <w:ind w:left="7842"/>
-        <w:jc w:val="left"/>
-      </w:pPr>
-      <w:r>
-        <w:rPr>
-          <w:rFonts w:ascii="Arial" w:hAnsi="Arial" w:cs="Arial" w:eastAsia="Arial"/>
-          <w:b w:val="0"/>
-          <w:i w:val="0"/>
-          <w:color w:val="1F2937"/>
-          <w:sz w:val="21"/>
-        </w:rPr>
-        <w:t xml:space="preserve">is </w:t>
-      </w:r>
-    </w:p>
-    <w:p>
-      <w:pPr>
-        <w:spacing w:before="0" w:after="0" w:lineRule="exact" w:line="244"/>
-        <w:ind w:left="8408"/>
-        <w:jc w:val="left"/>
-      </w:pPr>
-      <w:r>
-        <w:rPr>
-          <w:rFonts w:ascii="Arial" w:hAnsi="Arial" w:cs="Arial" w:eastAsia="Arial"/>
-          <w:b w:val="0"/>
-          <w:i w:val="0"/>
-          <w:color w:val="1F2937"/>
-          <w:sz w:val="21"/>
-        </w:rPr>
-        <w:t xml:space="preserve">available </w:t>
-      </w:r>
-    </w:p>
-    <w:p>
-      <w:pPr>
-        <w:spacing w:before="0" w:after="0" w:lineRule="exact" w:line="244"/>
-        <w:ind w:left="9658"/>
-        <w:jc w:val="right"/>
-      </w:pPr>
-      <w:r>
-        <w:rPr>
-          <w:rFonts w:ascii="Arial" w:hAnsi="Arial" w:cs="Arial" w:eastAsia="Arial"/>
-          <w:b w:val="0"/>
-          <w:i w:val="0"/>
-          <w:color w:val="1F2937"/>
-          <w:sz w:val="21"/>
-        </w:rPr>
-        <w:t>at</w:t>
+        <w:t>objectives. A worked example with editable assumptions is available at</w:t>
       </w:r>
     </w:p>
     <w:p>

--- a/testkit/parity/pdfium/01_whitepaper_market.docx
+++ b/testkit/parity/pdfium/01_whitepaper_market.docx
@@ -1980,7 +1980,160 @@
           <w:color w:val="1F2937"/>
           <w:sz w:val="21"/>
         </w:rPr>
-        <w:t>objectives. A worked example with editable assumptions is available at</w:t>
+        <w:t xml:space="preserve">objectives. </w:t>
+      </w:r>
+    </w:p>
+    <w:p>
+      <w:pPr>
+        <w:spacing w:before="0" w:after="0" w:lineRule="exact" w:line="244"/>
+        <w:ind w:left="1400"/>
+        <w:jc w:val="left"/>
+      </w:pPr>
+      <w:r>
+        <w:rPr>
+          <w:rFonts w:ascii="Arial" w:hAnsi="Arial" w:cs="Arial" w:eastAsia="Arial"/>
+          <w:b w:val="0"/>
+          <w:i w:val="0"/>
+          <w:color w:val="1F2937"/>
+          <w:sz w:val="21"/>
+        </w:rPr>
+        <w:t xml:space="preserve">A </w:t>
+      </w:r>
+    </w:p>
+    <w:p>
+      <w:pPr>
+        <w:spacing w:before="0" w:after="0" w:lineRule="exact" w:line="244"/>
+        <w:ind w:left="1962"/>
+        <w:jc w:val="left"/>
+      </w:pPr>
+      <w:r>
+        <w:rPr>
+          <w:rFonts w:ascii="Arial" w:hAnsi="Arial" w:cs="Arial" w:eastAsia="Arial"/>
+          <w:b w:val="0"/>
+          <w:i w:val="0"/>
+          <w:color w:val="1F2937"/>
+          <w:sz w:val="21"/>
+        </w:rPr>
+        <w:t xml:space="preserve">worked </w:t>
+      </w:r>
+    </w:p>
+    <w:p>
+      <w:pPr>
+        <w:spacing w:before="0" w:after="0" w:lineRule="exact" w:line="244"/>
+        <w:ind w:left="3068"/>
+        <w:jc w:val="left"/>
+      </w:pPr>
+      <w:r>
+        <w:rPr>
+          <w:rFonts w:ascii="Arial" w:hAnsi="Arial" w:cs="Arial" w:eastAsia="Arial"/>
+          <w:b w:val="0"/>
+          <w:i w:val="0"/>
+          <w:color w:val="1F2937"/>
+          <w:sz w:val="21"/>
+        </w:rPr>
+        <w:t xml:space="preserve">example </w:t>
+      </w:r>
+    </w:p>
+    <w:p>
+      <w:pPr>
+        <w:spacing w:before="0" w:after="0" w:lineRule="exact" w:line="244"/>
+        <w:ind w:left="4276"/>
+        <w:jc w:val="left"/>
+      </w:pPr>
+      <w:r>
+        <w:rPr>
+          <w:rFonts w:ascii="Arial" w:hAnsi="Arial" w:cs="Arial" w:eastAsia="Arial"/>
+          <w:b w:val="0"/>
+          <w:i w:val="0"/>
+          <w:color w:val="1F2937"/>
+          <w:sz w:val="21"/>
+        </w:rPr>
+        <w:t xml:space="preserve">with </w:t>
+      </w:r>
+    </w:p>
+    <w:p>
+      <w:pPr>
+        <w:spacing w:before="0" w:after="0" w:lineRule="exact" w:line="244"/>
+        <w:ind w:left="5078"/>
+        <w:jc w:val="left"/>
+      </w:pPr>
+      <w:r>
+        <w:rPr>
+          <w:rFonts w:ascii="Arial" w:hAnsi="Arial" w:cs="Arial" w:eastAsia="Arial"/>
+          <w:b w:val="0"/>
+          <w:i w:val="0"/>
+          <w:color w:val="1F2937"/>
+          <w:sz w:val="21"/>
+        </w:rPr>
+        <w:t xml:space="preserve">editable </w:t>
+      </w:r>
+    </w:p>
+    <w:p>
+      <w:pPr>
+        <w:spacing w:before="0" w:after="0" w:lineRule="exact" w:line="244"/>
+        <w:ind w:left="6236"/>
+        <w:jc w:val="left"/>
+      </w:pPr>
+      <w:r>
+        <w:rPr>
+          <w:rFonts w:ascii="Arial" w:hAnsi="Arial" w:cs="Arial" w:eastAsia="Arial"/>
+          <w:b w:val="0"/>
+          <w:i w:val="0"/>
+          <w:color w:val="1F2937"/>
+          <w:sz w:val="21"/>
+        </w:rPr>
+        <w:t xml:space="preserve">assumptions </w:t>
+      </w:r>
+    </w:p>
+    <w:p>
+      <w:pPr>
+        <w:spacing w:before="0" w:after="0" w:lineRule="exact" w:line="244"/>
+        <w:ind w:left="7842"/>
+        <w:jc w:val="left"/>
+      </w:pPr>
+      <w:r>
+        <w:rPr>
+          <w:rFonts w:ascii="Arial" w:hAnsi="Arial" w:cs="Arial" w:eastAsia="Arial"/>
+          <w:b w:val="0"/>
+          <w:i w:val="0"/>
+          <w:color w:val="1F2937"/>
+          <w:sz w:val="21"/>
+        </w:rPr>
+        <w:t xml:space="preserve">is </w:t>
+      </w:r>
+    </w:p>
+    <w:p>
+      <w:pPr>
+        <w:spacing w:before="0" w:after="0" w:lineRule="exact" w:line="244"/>
+        <w:ind w:left="8408"/>
+        <w:jc w:val="left"/>
+      </w:pPr>
+      <w:r>
+        <w:rPr>
+          <w:rFonts w:ascii="Arial" w:hAnsi="Arial" w:cs="Arial" w:eastAsia="Arial"/>
+          <w:b w:val="0"/>
+          <w:i w:val="0"/>
+          <w:color w:val="1F2937"/>
+          <w:sz w:val="21"/>
+        </w:rPr>
+        <w:t xml:space="preserve">available </w:t>
+      </w:r>
+    </w:p>
+    <w:p>
+      <w:pPr>
+        <w:spacing w:before="0" w:after="0" w:lineRule="exact" w:line="244"/>
+        <w:ind w:left="9658"/>
+        <w:jc w:val="right"/>
+      </w:pPr>
+      <w:r>
+        <w:rPr>
+          <w:rFonts w:ascii="Arial" w:hAnsi="Arial" w:cs="Arial" w:eastAsia="Arial"/>
+          <w:b w:val="0"/>
+          <w:i w:val="0"/>
+          <w:color w:val="1F2937"/>
+          <w:sz w:val="21"/>
+        </w:rPr>
+        <w:t>at</w:t>
       </w:r>
     </w:p>
     <w:p>

--- a/testkit/parity/pdfium/01_whitepaper_market.docx
+++ b/testkit/parity/pdfium/01_whitepaper_market.docx
@@ -418,9 +418,11 @@
     </w:p>
     <w:p>
       <w:pPr>
-        <w:spacing w:before="308" w:after="0" w:lineRule="exact" w:line="300"/>
-        <w:ind w:left="1134" w:right="1128"/>
+        <w:keepNext/>
+        <w:spacing w:before="318" w:after="0" w:lineRule="exact" w:line="290"/>
+        <w:ind w:left="1140" w:right="1128"/>
         <w:jc w:val="left"/>
+        <w:outlineLvl w:val="1"/>
       </w:pPr>
       <w:r>
         <w:rPr>
@@ -430,8 +432,15 @@
           <w:color w:val="2563EB"/>
           <w:sz w:val="25"/>
         </w:rPr>
-        <w:t xml:space="preserve">1.1 Demand-side dynamics </w:t>
+        <w:t>1.1 Demand-side dynamics</w:t>
       </w:r>
+    </w:p>
+    <w:p>
+      <w:pPr>
+        <w:spacing w:before="92" w:after="0" w:lineRule="exact" w:line="300"/>
+        <w:ind w:left="1134" w:right="1128"/>
+        <w:jc w:val="both"/>
+      </w:pPr>
       <w:r>
         <w:rPr>
           <w:rFonts w:ascii="Arial" w:hAnsi="Arial" w:cs="Arial" w:eastAsia="Arial"/>
@@ -478,7 +487,7 @@
         <w:tabs>
           <w:tab w:pos="1496" w:val="left"/>
         </w:tabs>
-        <w:spacing w:before="310" w:after="0" w:lineRule="exact" w:line="278"/>
+        <w:spacing w:before="218" w:after="0" w:lineRule="exact" w:line="278"/>
         <w:ind w:left="1496" w:hanging="362" w:right="1128"/>
         <w:jc w:val="left"/>
       </w:pPr>
@@ -607,8 +616,11 @@
     </w:p>
     <w:p>
       <w:pPr>
-        <w:spacing w:before="452" w:after="0" w:lineRule="exact" w:line="400"/>
+        <w:keepNext/>
+        <w:spacing w:before="562" w:after="0" w:lineRule="exact" w:line="290"/>
+        <w:ind w:left="6"/>
         <w:jc w:val="left"/>
+        <w:outlineLvl w:val="1"/>
       </w:pPr>
       <w:r>
         <w:rPr>
@@ -618,8 +630,14 @@
           <w:color w:val="2563EB"/>
           <w:sz w:val="25"/>
         </w:rPr>
-        <w:t xml:space="preserve">1.2 Supply-side response </w:t>
+        <w:t>1.2 Supply-side response</w:t>
       </w:r>
+    </w:p>
+    <w:p>
+      <w:pPr>
+        <w:spacing w:before="92" w:after="0" w:lineRule="exact" w:line="300"/>
+        <w:jc w:val="both"/>
+      </w:pPr>
       <w:r>
         <w:rPr>
           <w:rFonts w:ascii="Arial" w:hAnsi="Arial" w:cs="Arial" w:eastAsia="Arial"/>
@@ -643,7 +661,7 @@
     </w:p>
     <w:p>
       <w:pPr>
-        <w:spacing w:before="0" w:after="0" w:lineRule="exact" w:line="178"/>
+        <w:spacing w:before="0" w:after="0" w:lineRule="exact" w:line="286"/>
       </w:pPr>
       <w:r>
         <w:rPr>
@@ -1643,8 +1661,10 @@
     </w:p>
     <w:p>
       <w:pPr>
-        <w:spacing w:before="748" w:after="0" w:lineRule="exact" w:line="300"/>
+        <w:keepNext/>
+        <w:spacing w:before="758" w:after="0" w:lineRule="exact" w:line="290"/>
         <w:jc w:val="left"/>
+        <w:outlineLvl w:val="1"/>
       </w:pPr>
       <w:r>
         <w:rPr>
@@ -1654,8 +1674,14 @@
           <w:color w:val="2563EB"/>
           <w:sz w:val="25"/>
         </w:rPr>
-        <w:t xml:space="preserve">2.1 Sensitivity </w:t>
+        <w:t>2.1 Sensitivity</w:t>
       </w:r>
+    </w:p>
+    <w:p>
+      <w:pPr>
+        <w:spacing w:before="92" w:after="0" w:lineRule="exact" w:line="300"/>
+        <w:jc w:val="both"/>
+      </w:pPr>
       <w:r>
         <w:rPr>
           <w:rFonts w:ascii="Arial" w:hAnsi="Arial" w:cs="Arial" w:eastAsia="Arial"/>
